--- a/1госп/8 Реализация управленческих решений.docx
+++ b/1госп/8 Реализация управленческих решений.docx
@@ -2068,111 +2068,7 @@
           <w:rFonts w:ascii="Times New Roman" w:eastAsia="Calibri" w:hAnsi="Times New Roman" w:cs="Times New Roman"/>
           <w:sz w:val="28"/>
           <w:szCs w:val="28"/>
-          <w:lang w:eastAsia="en-US"/>
-        </w:rPr>
-      </w:pPr>
-    </w:p>
-    <w:p>
-      <w:pPr>
-        <w:spacing w:after="0" w:line="240" w:lineRule="auto"/>
-        <w:ind w:firstLine="709"/>
-        <w:jc w:val="center"/>
-        <w:rPr>
-          <w:rFonts w:ascii="Times New Roman" w:eastAsia="Calibri" w:hAnsi="Times New Roman" w:cs="Times New Roman"/>
-          <w:sz w:val="28"/>
-          <w:szCs w:val="28"/>
-          <w:lang w:eastAsia="en-US"/>
-        </w:rPr>
-      </w:pPr>
-    </w:p>
-    <w:p>
-      <w:pPr>
-        <w:spacing w:after="0" w:line="240" w:lineRule="auto"/>
-        <w:ind w:firstLine="709"/>
-        <w:jc w:val="center"/>
-        <w:rPr>
-          <w:rFonts w:ascii="Times New Roman" w:eastAsia="Calibri" w:hAnsi="Times New Roman" w:cs="Times New Roman"/>
-          <w:sz w:val="28"/>
-          <w:szCs w:val="28"/>
-          <w:lang w:eastAsia="en-US"/>
-        </w:rPr>
-      </w:pPr>
-    </w:p>
-    <w:p>
-      <w:pPr>
-        <w:spacing w:after="0" w:line="240" w:lineRule="auto"/>
-        <w:ind w:firstLine="709"/>
-        <w:jc w:val="center"/>
-        <w:rPr>
-          <w:rFonts w:ascii="Times New Roman" w:eastAsia="Calibri" w:hAnsi="Times New Roman" w:cs="Times New Roman"/>
-          <w:sz w:val="28"/>
-          <w:szCs w:val="28"/>
-          <w:lang w:eastAsia="en-US"/>
-        </w:rPr>
-      </w:pPr>
-    </w:p>
-    <w:p>
-      <w:pPr>
-        <w:spacing w:after="0" w:line="240" w:lineRule="auto"/>
-        <w:ind w:firstLine="709"/>
-        <w:jc w:val="center"/>
-        <w:rPr>
-          <w:rFonts w:ascii="Times New Roman" w:eastAsia="Calibri" w:hAnsi="Times New Roman" w:cs="Times New Roman"/>
-          <w:sz w:val="28"/>
-          <w:szCs w:val="28"/>
-          <w:lang w:eastAsia="en-US"/>
-        </w:rPr>
-      </w:pPr>
-    </w:p>
-    <w:p>
-      <w:pPr>
-        <w:spacing w:after="0" w:line="240" w:lineRule="auto"/>
-        <w:ind w:firstLine="709"/>
-        <w:jc w:val="center"/>
-        <w:rPr>
-          <w:rFonts w:ascii="Times New Roman" w:eastAsia="Calibri" w:hAnsi="Times New Roman" w:cs="Times New Roman"/>
-          <w:sz w:val="28"/>
-          <w:szCs w:val="28"/>
-          <w:lang w:eastAsia="en-US"/>
-        </w:rPr>
-      </w:pPr>
-    </w:p>
-    <w:p>
-      <w:pPr>
-        <w:spacing w:after="0" w:line="240" w:lineRule="auto"/>
-        <w:ind w:firstLine="709"/>
-        <w:jc w:val="center"/>
-        <w:rPr>
-          <w:rFonts w:ascii="Times New Roman" w:eastAsia="Calibri" w:hAnsi="Times New Roman" w:cs="Times New Roman"/>
-          <w:sz w:val="28"/>
-          <w:szCs w:val="28"/>
-          <w:lang w:eastAsia="en-US"/>
-        </w:rPr>
-      </w:pPr>
-    </w:p>
-    <w:p>
-      <w:pPr>
-        <w:spacing w:after="0" w:line="240" w:lineRule="auto"/>
-        <w:ind w:firstLine="709"/>
-        <w:jc w:val="center"/>
-        <w:rPr>
-          <w:rFonts w:ascii="Times New Roman" w:eastAsia="Calibri" w:hAnsi="Times New Roman" w:cs="Times New Roman"/>
-          <w:sz w:val="28"/>
-          <w:szCs w:val="28"/>
-          <w:lang w:eastAsia="en-US"/>
-        </w:rPr>
-      </w:pPr>
-    </w:p>
-    <w:p>
-      <w:pPr>
-        <w:spacing w:after="0" w:line="240" w:lineRule="auto"/>
-        <w:ind w:firstLine="709"/>
-        <w:jc w:val="center"/>
-        <w:rPr>
-          <w:rFonts w:ascii="Times New Roman" w:eastAsia="Calibri" w:hAnsi="Times New Roman" w:cs="Times New Roman"/>
-          <w:sz w:val="28"/>
-          <w:szCs w:val="28"/>
-          <w:lang w:eastAsia="en-US"/>
+          <w:lang w:val="en-US" w:eastAsia="en-US"/>
         </w:rPr>
       </w:pPr>
     </w:p>
@@ -2185,6 +2081,97 @@
           <w:rFonts w:ascii="Times New Roman" w:eastAsia="Calibri" w:hAnsi="Times New Roman" w:cs="Times New Roman"/>
           <w:sz w:val="28"/>
           <w:szCs w:val="28"/>
+          <w:lang w:val="en-US" w:eastAsia="en-US"/>
+        </w:rPr>
+      </w:pPr>
+    </w:p>
+    <w:p>
+      <w:pPr>
+        <w:spacing w:after="0" w:line="240" w:lineRule="auto"/>
+        <w:ind w:firstLine="709"/>
+        <w:jc w:val="both"/>
+        <w:rPr>
+          <w:rFonts w:ascii="Times New Roman" w:eastAsia="Calibri" w:hAnsi="Times New Roman" w:cs="Times New Roman"/>
+          <w:sz w:val="28"/>
+          <w:szCs w:val="28"/>
+          <w:lang w:val="en-US" w:eastAsia="en-US"/>
+        </w:rPr>
+      </w:pPr>
+    </w:p>
+    <w:p>
+      <w:pPr>
+        <w:spacing w:after="0" w:line="240" w:lineRule="auto"/>
+        <w:ind w:firstLine="709"/>
+        <w:jc w:val="both"/>
+        <w:rPr>
+          <w:rFonts w:ascii="Times New Roman" w:eastAsia="Calibri" w:hAnsi="Times New Roman" w:cs="Times New Roman"/>
+          <w:sz w:val="28"/>
+          <w:szCs w:val="28"/>
+          <w:lang w:val="en-US" w:eastAsia="en-US"/>
+        </w:rPr>
+      </w:pPr>
+    </w:p>
+    <w:p>
+      <w:pPr>
+        <w:spacing w:after="0" w:line="240" w:lineRule="auto"/>
+        <w:ind w:firstLine="709"/>
+        <w:jc w:val="both"/>
+        <w:rPr>
+          <w:rFonts w:ascii="Times New Roman" w:eastAsia="Calibri" w:hAnsi="Times New Roman" w:cs="Times New Roman"/>
+          <w:sz w:val="28"/>
+          <w:szCs w:val="28"/>
+          <w:lang w:val="en-US" w:eastAsia="en-US"/>
+        </w:rPr>
+      </w:pPr>
+    </w:p>
+    <w:p>
+      <w:pPr>
+        <w:spacing w:after="0" w:line="240" w:lineRule="auto"/>
+        <w:ind w:firstLine="709"/>
+        <w:jc w:val="both"/>
+        <w:rPr>
+          <w:rFonts w:ascii="Times New Roman" w:eastAsia="Calibri" w:hAnsi="Times New Roman" w:cs="Times New Roman"/>
+          <w:sz w:val="28"/>
+          <w:szCs w:val="28"/>
+          <w:lang w:val="en-US" w:eastAsia="en-US"/>
+        </w:rPr>
+      </w:pPr>
+    </w:p>
+    <w:p>
+      <w:pPr>
+        <w:spacing w:after="0" w:line="240" w:lineRule="auto"/>
+        <w:ind w:firstLine="709"/>
+        <w:jc w:val="both"/>
+        <w:rPr>
+          <w:rFonts w:ascii="Times New Roman" w:eastAsia="Calibri" w:hAnsi="Times New Roman" w:cs="Times New Roman"/>
+          <w:sz w:val="28"/>
+          <w:szCs w:val="28"/>
+          <w:lang w:val="en-US" w:eastAsia="en-US"/>
+        </w:rPr>
+      </w:pPr>
+    </w:p>
+    <w:p>
+      <w:pPr>
+        <w:spacing w:after="0" w:line="240" w:lineRule="auto"/>
+        <w:ind w:firstLine="709"/>
+        <w:jc w:val="both"/>
+        <w:rPr>
+          <w:rFonts w:ascii="Times New Roman" w:eastAsia="Calibri" w:hAnsi="Times New Roman" w:cs="Times New Roman"/>
+          <w:sz w:val="28"/>
+          <w:szCs w:val="28"/>
+          <w:lang w:val="en-US" w:eastAsia="en-US"/>
+        </w:rPr>
+      </w:pPr>
+    </w:p>
+    <w:p>
+      <w:pPr>
+        <w:spacing w:after="0" w:line="240" w:lineRule="auto"/>
+        <w:ind w:firstLine="709"/>
+        <w:jc w:val="both"/>
+        <w:rPr>
+          <w:rFonts w:ascii="Times New Roman" w:eastAsia="Calibri" w:hAnsi="Times New Roman" w:cs="Times New Roman"/>
+          <w:sz w:val="28"/>
+          <w:szCs w:val="28"/>
           <w:lang w:eastAsia="en-US"/>
         </w:rPr>
       </w:pPr>
@@ -2197,37 +2184,7 @@
           <w:lang w:eastAsia="en-US"/>
         </w:rPr>
         <w:lastRenderedPageBreak/>
-        <w:t xml:space="preserve">Дополнительно: </w:t>
-      </w:r>
-      <w:r>
-        <w:rPr>
-          <w:rFonts w:ascii="Times New Roman" w:eastAsia="Calibri" w:hAnsi="Times New Roman" w:cs="Times New Roman"/>
-          <w:b/>
-          <w:sz w:val="28"/>
-          <w:szCs w:val="28"/>
-          <w:lang w:eastAsia="en-US"/>
-        </w:rPr>
-        <w:t xml:space="preserve">Задание </w:t>
-      </w:r>
-      <w:r>
-        <w:rPr>
-          <w:rFonts w:ascii="Times New Roman" w:eastAsia="Calibri" w:hAnsi="Times New Roman" w:cs="Times New Roman"/>
-          <w:b/>
-          <w:sz w:val="28"/>
-          <w:szCs w:val="28"/>
-          <w:lang w:eastAsia="en-US"/>
-        </w:rPr>
-        <w:t>3</w:t>
-      </w:r>
-      <w:r>
-        <w:rPr>
-          <w:rFonts w:ascii="Times New Roman" w:eastAsia="Calibri" w:hAnsi="Times New Roman" w:cs="Times New Roman"/>
-          <w:b/>
-          <w:sz w:val="28"/>
-          <w:szCs w:val="28"/>
-          <w:lang w:eastAsia="en-US"/>
-        </w:rPr>
-        <w:t>.</w:t>
+        <w:t>Дополнительно: Задание 3.</w:t>
       </w:r>
       <w:r>
         <w:rPr>
@@ -2284,7 +2241,6 @@
               <w:bottom w:val="nil"/>
               <w:right w:val="single" w:sz="8" w:space="0" w:color="auto"/>
             </w:tcBorders>
-            <w:shd w:val="clear" w:color="auto" w:fill="auto"/>
             <w:vAlign w:val="bottom"/>
             <w:hideMark/>
           </w:tcPr>
@@ -2323,7 +2279,6 @@
               <w:bottom w:val="nil"/>
               <w:right w:val="single" w:sz="8" w:space="0" w:color="auto"/>
             </w:tcBorders>
-            <w:shd w:val="clear" w:color="auto" w:fill="auto"/>
             <w:vAlign w:val="bottom"/>
             <w:hideMark/>
           </w:tcPr>
@@ -2362,7 +2317,6 @@
               <w:bottom w:val="nil"/>
               <w:right w:val="single" w:sz="8" w:space="0" w:color="auto"/>
             </w:tcBorders>
-            <w:shd w:val="clear" w:color="auto" w:fill="auto"/>
             <w:textDirection w:val="btLr"/>
             <w:vAlign w:val="bottom"/>
             <w:hideMark/>
@@ -2407,7 +2361,6 @@
               <w:bottom w:val="single" w:sz="4" w:space="0" w:color="auto"/>
               <w:right w:val="single" w:sz="4" w:space="0" w:color="auto"/>
             </w:tcBorders>
-            <w:shd w:val="clear" w:color="auto" w:fill="auto"/>
             <w:hideMark/>
           </w:tcPr>
           <w:p>
@@ -2441,7 +2394,6 @@
               <w:bottom w:val="single" w:sz="4" w:space="0" w:color="auto"/>
               <w:right w:val="single" w:sz="4" w:space="0" w:color="auto"/>
             </w:tcBorders>
-            <w:shd w:val="clear" w:color="auto" w:fill="auto"/>
             <w:hideMark/>
           </w:tcPr>
           <w:p>
@@ -2475,7 +2427,6 @@
               <w:bottom w:val="single" w:sz="4" w:space="0" w:color="auto"/>
               <w:right w:val="single" w:sz="4" w:space="0" w:color="auto"/>
             </w:tcBorders>
-            <w:shd w:val="clear" w:color="auto" w:fill="auto"/>
             <w:hideMark/>
           </w:tcPr>
           <w:p>
@@ -2514,7 +2465,6 @@
               <w:bottom w:val="single" w:sz="4" w:space="0" w:color="auto"/>
               <w:right w:val="single" w:sz="4" w:space="0" w:color="auto"/>
             </w:tcBorders>
-            <w:shd w:val="clear" w:color="auto" w:fill="auto"/>
             <w:hideMark/>
           </w:tcPr>
           <w:p>
@@ -2548,7 +2498,6 @@
               <w:bottom w:val="single" w:sz="4" w:space="0" w:color="auto"/>
               <w:right w:val="single" w:sz="4" w:space="0" w:color="auto"/>
             </w:tcBorders>
-            <w:shd w:val="clear" w:color="auto" w:fill="auto"/>
             <w:hideMark/>
           </w:tcPr>
           <w:p>
@@ -2582,7 +2531,6 @@
               <w:bottom w:val="single" w:sz="4" w:space="0" w:color="auto"/>
               <w:right w:val="single" w:sz="4" w:space="0" w:color="auto"/>
             </w:tcBorders>
-            <w:shd w:val="clear" w:color="auto" w:fill="auto"/>
             <w:hideMark/>
           </w:tcPr>
           <w:p>
@@ -2621,7 +2569,6 @@
               <w:bottom w:val="single" w:sz="4" w:space="0" w:color="auto"/>
               <w:right w:val="single" w:sz="4" w:space="0" w:color="auto"/>
             </w:tcBorders>
-            <w:shd w:val="clear" w:color="auto" w:fill="auto"/>
             <w:hideMark/>
           </w:tcPr>
           <w:p>
@@ -2655,7 +2602,6 @@
               <w:bottom w:val="single" w:sz="4" w:space="0" w:color="auto"/>
               <w:right w:val="single" w:sz="4" w:space="0" w:color="auto"/>
             </w:tcBorders>
-            <w:shd w:val="clear" w:color="auto" w:fill="auto"/>
             <w:hideMark/>
           </w:tcPr>
           <w:p>
@@ -2689,7 +2635,6 @@
               <w:bottom w:val="single" w:sz="4" w:space="0" w:color="auto"/>
               <w:right w:val="single" w:sz="4" w:space="0" w:color="auto"/>
             </w:tcBorders>
-            <w:shd w:val="clear" w:color="auto" w:fill="auto"/>
             <w:hideMark/>
           </w:tcPr>
           <w:p>
@@ -2728,7 +2673,6 @@
               <w:bottom w:val="single" w:sz="4" w:space="0" w:color="auto"/>
               <w:right w:val="single" w:sz="4" w:space="0" w:color="auto"/>
             </w:tcBorders>
-            <w:shd w:val="clear" w:color="auto" w:fill="auto"/>
             <w:hideMark/>
           </w:tcPr>
           <w:p>
@@ -2762,7 +2706,6 @@
               <w:bottom w:val="single" w:sz="4" w:space="0" w:color="auto"/>
               <w:right w:val="single" w:sz="4" w:space="0" w:color="auto"/>
             </w:tcBorders>
-            <w:shd w:val="clear" w:color="auto" w:fill="auto"/>
             <w:hideMark/>
           </w:tcPr>
           <w:p>
@@ -2796,7 +2739,6 @@
               <w:bottom w:val="single" w:sz="4" w:space="0" w:color="auto"/>
               <w:right w:val="single" w:sz="4" w:space="0" w:color="auto"/>
             </w:tcBorders>
-            <w:shd w:val="clear" w:color="auto" w:fill="auto"/>
             <w:hideMark/>
           </w:tcPr>
           <w:p>
@@ -2835,7 +2777,6 @@
               <w:bottom w:val="single" w:sz="4" w:space="0" w:color="auto"/>
               <w:right w:val="single" w:sz="4" w:space="0" w:color="auto"/>
             </w:tcBorders>
-            <w:shd w:val="clear" w:color="auto" w:fill="auto"/>
             <w:hideMark/>
           </w:tcPr>
           <w:p>
@@ -2869,7 +2810,6 @@
               <w:bottom w:val="single" w:sz="4" w:space="0" w:color="auto"/>
               <w:right w:val="single" w:sz="4" w:space="0" w:color="auto"/>
             </w:tcBorders>
-            <w:shd w:val="clear" w:color="auto" w:fill="auto"/>
             <w:hideMark/>
           </w:tcPr>
           <w:p>
@@ -2903,7 +2843,6 @@
               <w:bottom w:val="single" w:sz="4" w:space="0" w:color="auto"/>
               <w:right w:val="single" w:sz="4" w:space="0" w:color="auto"/>
             </w:tcBorders>
-            <w:shd w:val="clear" w:color="auto" w:fill="auto"/>
             <w:hideMark/>
           </w:tcPr>
           <w:p>
@@ -2942,7 +2881,6 @@
               <w:bottom w:val="single" w:sz="4" w:space="0" w:color="auto"/>
               <w:right w:val="single" w:sz="4" w:space="0" w:color="auto"/>
             </w:tcBorders>
-            <w:shd w:val="clear" w:color="auto" w:fill="auto"/>
             <w:hideMark/>
           </w:tcPr>
           <w:p>
@@ -2976,7 +2914,6 @@
               <w:bottom w:val="single" w:sz="4" w:space="0" w:color="auto"/>
               <w:right w:val="single" w:sz="4" w:space="0" w:color="auto"/>
             </w:tcBorders>
-            <w:shd w:val="clear" w:color="auto" w:fill="auto"/>
             <w:hideMark/>
           </w:tcPr>
           <w:p>
@@ -3010,7 +2947,6 @@
               <w:bottom w:val="single" w:sz="4" w:space="0" w:color="auto"/>
               <w:right w:val="single" w:sz="4" w:space="0" w:color="auto"/>
             </w:tcBorders>
-            <w:shd w:val="clear" w:color="auto" w:fill="auto"/>
             <w:hideMark/>
           </w:tcPr>
           <w:p>
@@ -3049,7 +2985,6 @@
               <w:bottom w:val="single" w:sz="4" w:space="0" w:color="auto"/>
               <w:right w:val="single" w:sz="4" w:space="0" w:color="auto"/>
             </w:tcBorders>
-            <w:shd w:val="clear" w:color="auto" w:fill="auto"/>
             <w:hideMark/>
           </w:tcPr>
           <w:p>
@@ -3083,7 +3018,6 @@
               <w:bottom w:val="single" w:sz="4" w:space="0" w:color="auto"/>
               <w:right w:val="single" w:sz="4" w:space="0" w:color="auto"/>
             </w:tcBorders>
-            <w:shd w:val="clear" w:color="auto" w:fill="auto"/>
             <w:hideMark/>
           </w:tcPr>
           <w:p>
@@ -3117,7 +3051,6 @@
               <w:bottom w:val="single" w:sz="4" w:space="0" w:color="auto"/>
               <w:right w:val="single" w:sz="4" w:space="0" w:color="auto"/>
             </w:tcBorders>
-            <w:shd w:val="clear" w:color="auto" w:fill="auto"/>
             <w:hideMark/>
           </w:tcPr>
           <w:p>
@@ -3156,7 +3089,6 @@
               <w:bottom w:val="single" w:sz="8" w:space="0" w:color="auto"/>
               <w:right w:val="single" w:sz="4" w:space="0" w:color="auto"/>
             </w:tcBorders>
-            <w:shd w:val="clear" w:color="auto" w:fill="auto"/>
             <w:hideMark/>
           </w:tcPr>
           <w:p>
@@ -3190,7 +3122,6 @@
               <w:bottom w:val="single" w:sz="8" w:space="0" w:color="auto"/>
               <w:right w:val="single" w:sz="4" w:space="0" w:color="auto"/>
             </w:tcBorders>
-            <w:shd w:val="clear" w:color="auto" w:fill="auto"/>
             <w:hideMark/>
           </w:tcPr>
           <w:p>
@@ -3224,7 +3155,6 @@
               <w:bottom w:val="single" w:sz="8" w:space="0" w:color="auto"/>
               <w:right w:val="single" w:sz="4" w:space="0" w:color="auto"/>
             </w:tcBorders>
-            <w:shd w:val="clear" w:color="auto" w:fill="auto"/>
             <w:hideMark/>
           </w:tcPr>
           <w:p>
@@ -3303,7 +3233,7 @@
         <w:pStyle w:val="a6"/>
         <w:numPr>
           <w:ilvl w:val="0"/>
-          <w:numId w:val="1"/>
+          <w:numId w:val="4"/>
         </w:numPr>
         <w:spacing w:after="0" w:line="240" w:lineRule="auto"/>
         <w:jc w:val="both"/>
@@ -3329,7 +3259,7 @@
         <w:pStyle w:val="a6"/>
         <w:numPr>
           <w:ilvl w:val="0"/>
-          <w:numId w:val="1"/>
+          <w:numId w:val="4"/>
         </w:numPr>
         <w:spacing w:after="0" w:line="240" w:lineRule="auto"/>
         <w:jc w:val="both"/>
@@ -3363,18 +3293,12 @@
         </w:rPr>
       </w:pPr>
       <w:r>
-        <w:rPr>
-          <w:rFonts w:ascii="Times New Roman" w:eastAsia="Calibri" w:hAnsi="Times New Roman" w:cs="Times New Roman"/>
-          <w:noProof/>
-          <w:sz w:val="28"/>
-          <w:szCs w:val="28"/>
-        </w:rPr>
         <w:pict>
           <v:shapetype id="_x0000_t32" coordsize="21600,21600" o:spt="32" o:oned="t" path="m,l21600,21600e" filled="f">
             <v:path arrowok="t" fillok="f" o:connecttype="none"/>
             <o:lock v:ext="edit" shapetype="t"/>
           </v:shapetype>
-          <v:shape id="_x0000_s1026" type="#_x0000_t32" style="position:absolute;left:0;text-align:left;margin-left:33.45pt;margin-top:.6pt;width:433.5pt;height:0;z-index:251660288" o:connectortype="straight"/>
+          <v:shape id="_x0000_s1026" type="#_x0000_t32" style="position:absolute;left:0;text-align:left;margin-left:33.45pt;margin-top:.6pt;width:433.5pt;height:0;z-index:251658240" o:connectortype="straight"/>
         </w:pict>
       </w:r>
       <w:r>
@@ -3421,47 +3345,7 @@
           <w:szCs w:val="28"/>
           <w:lang w:eastAsia="en-US"/>
         </w:rPr>
-        <w:t>0</w:t>
-      </w:r>
-      <w:r>
-        <w:rPr>
-          <w:rFonts w:ascii="Times New Roman" w:eastAsia="Calibri" w:hAnsi="Times New Roman" w:cs="Times New Roman"/>
-          <w:b/>
-          <w:sz w:val="28"/>
-          <w:szCs w:val="28"/>
-          <w:lang w:eastAsia="en-US"/>
-        </w:rPr>
-        <w:t>7</w:t>
-      </w:r>
-      <w:r>
-        <w:rPr>
-          <w:rFonts w:ascii="Times New Roman" w:eastAsia="Calibri" w:hAnsi="Times New Roman" w:cs="Times New Roman"/>
-          <w:b/>
-          <w:sz w:val="28"/>
-          <w:szCs w:val="28"/>
-          <w:lang w:eastAsia="en-US"/>
-        </w:rPr>
-        <w:t>.04.202</w:t>
-      </w:r>
-      <w:r>
-        <w:rPr>
-          <w:rFonts w:ascii="Times New Roman" w:eastAsia="Calibri" w:hAnsi="Times New Roman" w:cs="Times New Roman"/>
-          <w:b/>
-          <w:sz w:val="28"/>
-          <w:szCs w:val="28"/>
-          <w:lang w:eastAsia="en-US"/>
-        </w:rPr>
-        <w:t>5</w:t>
-      </w:r>
-      <w:r>
-        <w:rPr>
-          <w:rFonts w:ascii="Times New Roman" w:eastAsia="Calibri" w:hAnsi="Times New Roman" w:cs="Times New Roman"/>
-          <w:b/>
-          <w:sz w:val="28"/>
-          <w:szCs w:val="28"/>
-          <w:lang w:eastAsia="en-US"/>
-        </w:rPr>
-        <w:t xml:space="preserve"> (понедельник)</w:t>
+        <w:t>07.04.2025 (понедельник)</w:t>
       </w:r>
       <w:r>
         <w:rPr>
@@ -3514,25 +3398,7 @@
           <w:szCs w:val="28"/>
           <w:lang w:eastAsia="en-US"/>
         </w:rPr>
-        <w:t>3) Внесите в получившуюся таблицу список задач и ответственных. Заполните дату начало</w:t>
-      </w:r>
-      <w:r>
-        <w:rPr>
-          <w:rFonts w:ascii="Times New Roman" w:eastAsia="Calibri" w:hAnsi="Times New Roman" w:cs="Times New Roman"/>
-          <w:sz w:val="28"/>
-          <w:szCs w:val="28"/>
-          <w:lang w:eastAsia="en-US"/>
-        </w:rPr>
-        <w:t xml:space="preserve">, </w:t>
-      </w:r>
-      <w:r>
-        <w:rPr>
-          <w:rFonts w:ascii="Times New Roman" w:eastAsia="Calibri" w:hAnsi="Times New Roman" w:cs="Times New Roman"/>
-          <w:sz w:val="28"/>
-          <w:szCs w:val="28"/>
-          <w:lang w:eastAsia="en-US"/>
-        </w:rPr>
-        <w:t>окончания и количество дней.</w:t>
+        <w:t>3) Внесите в получившуюся таблицу список задач и ответственных. Заполните дату начало, окончания и количество дней.</w:t>
       </w:r>
     </w:p>
     <w:p>
@@ -3578,17 +3444,7 @@
           <w:szCs w:val="28"/>
           <w:lang w:eastAsia="en-US"/>
         </w:rPr>
-        <w:t xml:space="preserve">Таблица </w:t>
-      </w:r>
-      <w:r>
-        <w:rPr>
-          <w:rFonts w:ascii="Times New Roman" w:eastAsia="Calibri" w:hAnsi="Times New Roman" w:cs="Times New Roman"/>
-          <w:b/>
-          <w:sz w:val="28"/>
-          <w:szCs w:val="28"/>
-          <w:lang w:eastAsia="en-US"/>
-        </w:rPr>
-        <w:t>1</w:t>
+        <w:t>Таблица 1</w:t>
       </w:r>
     </w:p>
     <w:tbl>
@@ -3618,7 +3474,6 @@
               <w:bottom w:val="nil"/>
               <w:right w:val="single" w:sz="8" w:space="0" w:color="auto"/>
             </w:tcBorders>
-            <w:shd w:val="clear" w:color="auto" w:fill="auto"/>
             <w:vAlign w:val="bottom"/>
             <w:hideMark/>
           </w:tcPr>
@@ -3657,7 +3512,6 @@
               <w:bottom w:val="nil"/>
               <w:right w:val="single" w:sz="8" w:space="0" w:color="auto"/>
             </w:tcBorders>
-            <w:shd w:val="clear" w:color="auto" w:fill="auto"/>
             <w:vAlign w:val="bottom"/>
             <w:hideMark/>
           </w:tcPr>
@@ -3693,7 +3547,6 @@
               <w:bottom w:val="nil"/>
               <w:right w:val="single" w:sz="8" w:space="0" w:color="auto"/>
             </w:tcBorders>
-            <w:shd w:val="clear" w:color="auto" w:fill="auto"/>
             <w:noWrap/>
             <w:vAlign w:val="bottom"/>
             <w:hideMark/>
@@ -3731,7 +3584,6 @@
               <w:bottom w:val="nil"/>
               <w:right w:val="single" w:sz="8" w:space="0" w:color="auto"/>
             </w:tcBorders>
-            <w:shd w:val="clear" w:color="auto" w:fill="auto"/>
             <w:noWrap/>
             <w:vAlign w:val="bottom"/>
             <w:hideMark/>
@@ -3769,7 +3621,6 @@
               <w:bottom w:val="nil"/>
               <w:right w:val="single" w:sz="8" w:space="0" w:color="auto"/>
             </w:tcBorders>
-            <w:shd w:val="clear" w:color="auto" w:fill="auto"/>
             <w:textDirection w:val="btLr"/>
             <w:vAlign w:val="bottom"/>
             <w:hideMark/>
@@ -3855,7 +3706,6 @@
               <w:bottom w:val="single" w:sz="4" w:space="0" w:color="auto"/>
               <w:right w:val="single" w:sz="4" w:space="0" w:color="auto"/>
             </w:tcBorders>
-            <w:shd w:val="clear" w:color="auto" w:fill="auto"/>
             <w:noWrap/>
             <w:vAlign w:val="bottom"/>
             <w:hideMark/>
@@ -3880,77 +3730,7 @@
                 <w:sz w:val="20"/>
                 <w:szCs w:val="20"/>
               </w:rPr>
-              <w:t>0</w:t>
-            </w:r>
-            <w:r>
-              <w:rPr>
-                <w:rFonts w:ascii="Arial" w:eastAsia="Times New Roman" w:hAnsi="Arial" w:cs="Arial"/>
-                <w:b/>
-                <w:bCs/>
-                <w:sz w:val="20"/>
-                <w:szCs w:val="20"/>
-              </w:rPr>
-              <w:t>7</w:t>
-            </w:r>
-            <w:r>
-              <w:rPr>
-                <w:rFonts w:ascii="Arial" w:eastAsia="Times New Roman" w:hAnsi="Arial" w:cs="Arial"/>
-                <w:b/>
-                <w:bCs/>
-                <w:sz w:val="20"/>
-                <w:szCs w:val="20"/>
-              </w:rPr>
-              <w:t>.04.202</w:t>
-            </w:r>
-            <w:r>
-              <w:rPr>
-                <w:rFonts w:ascii="Arial" w:eastAsia="Times New Roman" w:hAnsi="Arial" w:cs="Arial"/>
-                <w:b/>
-                <w:bCs/>
-                <w:sz w:val="20"/>
-                <w:szCs w:val="20"/>
-              </w:rPr>
-              <w:t>5</w:t>
-            </w:r>
-            <w:r>
-              <w:rPr>
-                <w:rFonts w:ascii="Arial" w:eastAsia="Times New Roman" w:hAnsi="Arial" w:cs="Arial"/>
-                <w:b/>
-                <w:bCs/>
-                <w:sz w:val="20"/>
-                <w:szCs w:val="20"/>
-              </w:rPr>
-              <w:t>-</w:t>
-            </w:r>
-            <w:r>
-              <w:rPr>
-                <w:rFonts w:ascii="Arial" w:eastAsia="Times New Roman" w:hAnsi="Arial" w:cs="Arial"/>
-                <w:b/>
-                <w:bCs/>
-                <w:sz w:val="20"/>
-                <w:szCs w:val="20"/>
-              </w:rPr>
-              <w:t>13</w:t>
-            </w:r>
-            <w:r>
-              <w:rPr>
-                <w:rFonts w:ascii="Arial" w:eastAsia="Times New Roman" w:hAnsi="Arial" w:cs="Arial"/>
-                <w:b/>
-                <w:bCs/>
-                <w:sz w:val="20"/>
-                <w:szCs w:val="20"/>
-              </w:rPr>
-              <w:t>.04.202</w:t>
-            </w:r>
-            <w:r>
-              <w:rPr>
-                <w:rFonts w:ascii="Arial" w:eastAsia="Times New Roman" w:hAnsi="Arial" w:cs="Arial"/>
-                <w:b/>
-                <w:bCs/>
-                <w:sz w:val="20"/>
-                <w:szCs w:val="20"/>
-              </w:rPr>
-              <w:t>5</w:t>
+              <w:t>07.04.2025-13.04.2025</w:t>
             </w:r>
           </w:p>
         </w:tc>
@@ -3964,7 +3744,6 @@
               <w:bottom w:val="single" w:sz="4" w:space="0" w:color="auto"/>
               <w:right w:val="single" w:sz="4" w:space="0" w:color="auto"/>
             </w:tcBorders>
-            <w:shd w:val="clear" w:color="auto" w:fill="auto"/>
             <w:noWrap/>
             <w:vAlign w:val="bottom"/>
             <w:hideMark/>
@@ -3989,37 +3768,7 @@
                 <w:sz w:val="20"/>
                 <w:szCs w:val="20"/>
               </w:rPr>
-              <w:t>14</w:t>
-            </w:r>
-            <w:r>
-              <w:rPr>
-                <w:rFonts w:ascii="Arial" w:eastAsia="Times New Roman" w:hAnsi="Arial" w:cs="Arial"/>
-                <w:b/>
-                <w:bCs/>
-                <w:sz w:val="20"/>
-                <w:szCs w:val="20"/>
-              </w:rPr>
-              <w:t>.04.2024-</w:t>
-            </w:r>
-            <w:r>
-              <w:rPr>
-                <w:rFonts w:ascii="Arial" w:eastAsia="Times New Roman" w:hAnsi="Arial" w:cs="Arial"/>
-                <w:b/>
-                <w:bCs/>
-                <w:sz w:val="20"/>
-                <w:szCs w:val="20"/>
-              </w:rPr>
-              <w:t>20</w:t>
-            </w:r>
-            <w:r>
-              <w:rPr>
-                <w:rFonts w:ascii="Arial" w:eastAsia="Times New Roman" w:hAnsi="Arial" w:cs="Arial"/>
-                <w:b/>
-                <w:bCs/>
-                <w:sz w:val="20"/>
-                <w:szCs w:val="20"/>
-              </w:rPr>
-              <w:t>.04.2024</w:t>
+              <w:t>14.04.2024-20.04.2024</w:t>
             </w:r>
           </w:p>
         </w:tc>
@@ -4039,7 +3788,7 @@
               <w:bottom w:val="single" w:sz="8" w:space="0" w:color="BFBFBF"/>
               <w:right w:val="single" w:sz="8" w:space="0" w:color="BFBFBF"/>
             </w:tcBorders>
-            <w:shd w:val="clear" w:color="000000" w:fill="44546A"/>
+            <w:shd w:val="clear" w:color="auto" w:fill="44546A"/>
             <w:noWrap/>
             <w:vAlign w:val="bottom"/>
             <w:hideMark/>
@@ -4080,7 +3829,7 @@
               <w:bottom w:val="single" w:sz="8" w:space="0" w:color="BFBFBF"/>
               <w:right w:val="single" w:sz="8" w:space="0" w:color="BFBFBF"/>
             </w:tcBorders>
-            <w:shd w:val="clear" w:color="000000" w:fill="44546A"/>
+            <w:shd w:val="clear" w:color="auto" w:fill="44546A"/>
             <w:noWrap/>
             <w:vAlign w:val="bottom"/>
             <w:hideMark/>
@@ -4126,7 +3875,7 @@
               <w:bottom w:val="double" w:sz="6" w:space="0" w:color="BFBFBF"/>
               <w:right w:val="single" w:sz="8" w:space="0" w:color="BFBFBF"/>
             </w:tcBorders>
-            <w:shd w:val="clear" w:color="000000" w:fill="D6DCE4"/>
+            <w:shd w:val="clear" w:color="auto" w:fill="D6DCE4"/>
             <w:noWrap/>
             <w:vAlign w:val="bottom"/>
             <w:hideMark/>
@@ -4166,7 +3915,7 @@
               <w:bottom w:val="double" w:sz="6" w:space="0" w:color="BFBFBF"/>
               <w:right w:val="single" w:sz="8" w:space="0" w:color="BFBFBF"/>
             </w:tcBorders>
-            <w:shd w:val="clear" w:color="000000" w:fill="D6DCE4"/>
+            <w:shd w:val="clear" w:color="auto" w:fill="D6DCE4"/>
             <w:noWrap/>
             <w:vAlign w:val="bottom"/>
             <w:hideMark/>
@@ -4206,7 +3955,7 @@
               <w:bottom w:val="double" w:sz="6" w:space="0" w:color="BFBFBF"/>
               <w:right w:val="single" w:sz="8" w:space="0" w:color="BFBFBF"/>
             </w:tcBorders>
-            <w:shd w:val="clear" w:color="000000" w:fill="D6DCE4"/>
+            <w:shd w:val="clear" w:color="auto" w:fill="D6DCE4"/>
             <w:noWrap/>
             <w:vAlign w:val="bottom"/>
             <w:hideMark/>
@@ -4246,7 +3995,7 @@
               <w:bottom w:val="double" w:sz="6" w:space="0" w:color="BFBFBF"/>
               <w:right w:val="single" w:sz="8" w:space="0" w:color="BFBFBF"/>
             </w:tcBorders>
-            <w:shd w:val="clear" w:color="000000" w:fill="D6DCE4"/>
+            <w:shd w:val="clear" w:color="auto" w:fill="D6DCE4"/>
             <w:noWrap/>
             <w:vAlign w:val="bottom"/>
             <w:hideMark/>
@@ -4286,7 +4035,7 @@
               <w:bottom w:val="double" w:sz="6" w:space="0" w:color="BFBFBF"/>
               <w:right w:val="single" w:sz="8" w:space="0" w:color="BFBFBF"/>
             </w:tcBorders>
-            <w:shd w:val="clear" w:color="000000" w:fill="D6DCE4"/>
+            <w:shd w:val="clear" w:color="auto" w:fill="D6DCE4"/>
             <w:noWrap/>
             <w:vAlign w:val="bottom"/>
             <w:hideMark/>
@@ -4326,7 +4075,7 @@
               <w:bottom w:val="double" w:sz="6" w:space="0" w:color="BFBFBF"/>
               <w:right w:val="single" w:sz="8" w:space="0" w:color="BFBFBF"/>
             </w:tcBorders>
-            <w:shd w:val="clear" w:color="000000" w:fill="D6DCE4"/>
+            <w:shd w:val="clear" w:color="auto" w:fill="D6DCE4"/>
             <w:noWrap/>
             <w:vAlign w:val="bottom"/>
             <w:hideMark/>
@@ -4366,7 +4115,7 @@
               <w:bottom w:val="double" w:sz="6" w:space="0" w:color="BFBFBF"/>
               <w:right w:val="single" w:sz="8" w:space="0" w:color="BFBFBF"/>
             </w:tcBorders>
-            <w:shd w:val="clear" w:color="000000" w:fill="D6DCE4"/>
+            <w:shd w:val="clear" w:color="auto" w:fill="D6DCE4"/>
             <w:noWrap/>
             <w:vAlign w:val="bottom"/>
             <w:hideMark/>
@@ -4406,7 +4155,7 @@
               <w:bottom w:val="double" w:sz="6" w:space="0" w:color="BFBFBF"/>
               <w:right w:val="single" w:sz="8" w:space="0" w:color="BFBFBF"/>
             </w:tcBorders>
-            <w:shd w:val="clear" w:color="000000" w:fill="D6DCE4"/>
+            <w:shd w:val="clear" w:color="auto" w:fill="D6DCE4"/>
             <w:noWrap/>
             <w:vAlign w:val="bottom"/>
             <w:hideMark/>
@@ -4446,7 +4195,7 @@
               <w:bottom w:val="double" w:sz="6" w:space="0" w:color="BFBFBF"/>
               <w:right w:val="single" w:sz="8" w:space="0" w:color="BFBFBF"/>
             </w:tcBorders>
-            <w:shd w:val="clear" w:color="000000" w:fill="D6DCE4"/>
+            <w:shd w:val="clear" w:color="auto" w:fill="D6DCE4"/>
             <w:noWrap/>
             <w:vAlign w:val="bottom"/>
             <w:hideMark/>
@@ -4486,7 +4235,7 @@
               <w:bottom w:val="double" w:sz="6" w:space="0" w:color="BFBFBF"/>
               <w:right w:val="single" w:sz="8" w:space="0" w:color="BFBFBF"/>
             </w:tcBorders>
-            <w:shd w:val="clear" w:color="000000" w:fill="D6DCE4"/>
+            <w:shd w:val="clear" w:color="auto" w:fill="D6DCE4"/>
             <w:noWrap/>
             <w:vAlign w:val="bottom"/>
             <w:hideMark/>
@@ -4535,20 +4284,6 @@
     <w:p>
       <w:pPr>
         <w:spacing w:after="0" w:line="240" w:lineRule="auto"/>
-        <w:ind w:firstLine="709"/>
-        <w:jc w:val="center"/>
-        <w:rPr>
-          <w:rFonts w:ascii="Times New Roman" w:eastAsia="Calibri" w:hAnsi="Times New Roman" w:cs="Times New Roman"/>
-          <w:sz w:val="28"/>
-          <w:szCs w:val="28"/>
-          <w:lang w:eastAsia="en-US"/>
-        </w:rPr>
-      </w:pPr>
-    </w:p>
-    <w:p>
-      <w:pPr>
-        <w:spacing w:after="0" w:line="240" w:lineRule="auto"/>
-        <w:ind w:firstLine="709"/>
         <w:jc w:val="center"/>
         <w:rPr>
           <w:rFonts w:ascii="Times New Roman" w:eastAsia="Calibri" w:hAnsi="Times New Roman" w:cs="Times New Roman"/>
@@ -4569,7 +4304,7 @@
           <wp:inline distT="0" distB="0" distL="0" distR="0">
             <wp:extent cx="5932805" cy="2445385"/>
             <wp:effectExtent l="19050" t="0" r="0" b="0"/>
-            <wp:docPr id="3" name="Рисунок 2"/>
+            <wp:docPr id="2" name="Рисунок 2"/>
             <wp:cNvGraphicFramePr>
               <a:graphicFrameLocks xmlns:a="http://schemas.openxmlformats.org/drawingml/2006/main" noChangeAspect="1"/>
             </wp:cNvGraphicFramePr>
@@ -4577,7 +4312,7 @@
               <a:graphicData uri="http://schemas.openxmlformats.org/drawingml/2006/picture">
                 <pic:pic xmlns:pic="http://schemas.openxmlformats.org/drawingml/2006/picture">
                   <pic:nvPicPr>
-                    <pic:cNvPr id="0" name="Picture 2"/>
+                    <pic:cNvPr id="0" name="Рисунок 2"/>
                     <pic:cNvPicPr>
                       <a:picLocks noChangeAspect="1" noChangeArrowheads="1"/>
                     </pic:cNvPicPr>
@@ -4612,6 +4347,190 @@
         </w:drawing>
       </w:r>
     </w:p>
+    <w:p>
+      <w:pPr>
+        <w:spacing w:after="0" w:line="240" w:lineRule="auto"/>
+        <w:ind w:firstLine="709"/>
+        <w:jc w:val="both"/>
+        <w:rPr>
+          <w:rFonts w:ascii="Times New Roman" w:eastAsia="Times New Roman" w:hAnsi="Times New Roman" w:cs="Times New Roman"/>
+          <w:i/>
+          <w:sz w:val="28"/>
+          <w:szCs w:val="24"/>
+        </w:rPr>
+      </w:pPr>
+      <w:r>
+        <w:rPr>
+          <w:rFonts w:ascii="Times New Roman" w:eastAsia="Times New Roman" w:hAnsi="Times New Roman" w:cs="Times New Roman"/>
+          <w:i/>
+          <w:sz w:val="28"/>
+          <w:szCs w:val="24"/>
+        </w:rPr>
+        <w:t xml:space="preserve">Диаграмма </w:t>
+      </w:r>
+      <w:proofErr w:type="spellStart"/>
+      <w:r>
+        <w:rPr>
+          <w:rFonts w:ascii="Times New Roman" w:eastAsia="Times New Roman" w:hAnsi="Times New Roman" w:cs="Times New Roman"/>
+          <w:i/>
+          <w:sz w:val="28"/>
+          <w:szCs w:val="24"/>
+        </w:rPr>
+        <w:t>Ганта</w:t>
+      </w:r>
+      <w:proofErr w:type="spellEnd"/>
+      <w:r>
+        <w:rPr>
+          <w:rFonts w:ascii="Times New Roman" w:eastAsia="Times New Roman" w:hAnsi="Times New Roman" w:cs="Times New Roman"/>
+          <w:i/>
+          <w:sz w:val="28"/>
+          <w:szCs w:val="24"/>
+        </w:rPr>
+        <w:t xml:space="preserve"> помогает в принятии решений, наглядно отображая график задач, их сроки и продолжительность, показывая пересечения и зависимости между этапами проекта. С её помощью легко оценить загруженность команды, распределить ресурсы, отследить прогресс и вовремя скорректировать план – например, сдвинуть сроки или перераспределить задачи, если какой</w:t>
+      </w:r>
+      <w:r>
+        <w:rPr>
+          <w:rFonts w:ascii="Times New Roman" w:eastAsia="MS Mincho" w:hAnsi="MS Mincho" w:cs="Times New Roman"/>
+          <w:i/>
+          <w:sz w:val="28"/>
+          <w:szCs w:val="24"/>
+        </w:rPr>
+        <w:t>-</w:t>
+      </w:r>
+      <w:r>
+        <w:rPr>
+          <w:rFonts w:ascii="Times New Roman" w:eastAsia="Times New Roman" w:hAnsi="Times New Roman" w:cs="Times New Roman"/>
+          <w:i/>
+          <w:sz w:val="28"/>
+          <w:szCs w:val="24"/>
+        </w:rPr>
+        <w:t xml:space="preserve">то этап отстаёт. Это упрощает управление проектом и снижает риск срыва </w:t>
+      </w:r>
+      <w:proofErr w:type="spellStart"/>
+      <w:r>
+        <w:rPr>
+          <w:rFonts w:ascii="Times New Roman" w:eastAsia="Times New Roman" w:hAnsi="Times New Roman" w:cs="Times New Roman"/>
+          <w:i/>
+          <w:sz w:val="28"/>
+          <w:szCs w:val="24"/>
+        </w:rPr>
+        <w:t>дедлайнов</w:t>
+      </w:r>
+      <w:proofErr w:type="spellEnd"/>
+      <w:r>
+        <w:rPr>
+          <w:rFonts w:ascii="Times New Roman" w:eastAsia="Times New Roman" w:hAnsi="Times New Roman" w:cs="Times New Roman"/>
+          <w:i/>
+          <w:sz w:val="28"/>
+          <w:szCs w:val="24"/>
+        </w:rPr>
+        <w:t>.</w:t>
+      </w:r>
+    </w:p>
+    <w:p>
+      <w:pPr>
+        <w:spacing w:after="0" w:line="240" w:lineRule="auto"/>
+        <w:ind w:firstLine="709"/>
+        <w:jc w:val="center"/>
+        <w:rPr>
+          <w:rFonts w:ascii="Times New Roman" w:eastAsia="Calibri" w:hAnsi="Times New Roman" w:cs="Times New Roman"/>
+          <w:sz w:val="28"/>
+          <w:szCs w:val="28"/>
+          <w:lang w:eastAsia="en-US"/>
+        </w:rPr>
+      </w:pPr>
+    </w:p>
+    <w:p>
+      <w:pPr>
+        <w:spacing w:after="0" w:line="240" w:lineRule="auto"/>
+        <w:ind w:firstLine="709"/>
+        <w:jc w:val="center"/>
+        <w:rPr>
+          <w:rFonts w:ascii="Times New Roman" w:eastAsia="Calibri" w:hAnsi="Times New Roman" w:cs="Times New Roman"/>
+          <w:sz w:val="28"/>
+          <w:szCs w:val="28"/>
+          <w:lang w:eastAsia="en-US"/>
+        </w:rPr>
+      </w:pPr>
+    </w:p>
+    <w:p>
+      <w:pPr>
+        <w:spacing w:after="0" w:line="240" w:lineRule="auto"/>
+        <w:ind w:firstLine="709"/>
+        <w:jc w:val="center"/>
+        <w:rPr>
+          <w:rFonts w:ascii="Times New Roman" w:eastAsia="Calibri" w:hAnsi="Times New Roman" w:cs="Times New Roman"/>
+          <w:sz w:val="28"/>
+          <w:szCs w:val="28"/>
+          <w:lang w:eastAsia="en-US"/>
+        </w:rPr>
+      </w:pPr>
+    </w:p>
+    <w:p>
+      <w:pPr>
+        <w:spacing w:after="0" w:line="240" w:lineRule="auto"/>
+        <w:ind w:firstLine="709"/>
+        <w:jc w:val="center"/>
+        <w:rPr>
+          <w:rFonts w:ascii="Times New Roman" w:eastAsia="Calibri" w:hAnsi="Times New Roman" w:cs="Times New Roman"/>
+          <w:sz w:val="28"/>
+          <w:szCs w:val="28"/>
+          <w:lang w:eastAsia="en-US"/>
+        </w:rPr>
+      </w:pPr>
+    </w:p>
+    <w:p>
+      <w:pPr>
+        <w:spacing w:after="0" w:line="240" w:lineRule="auto"/>
+        <w:ind w:firstLine="709"/>
+        <w:jc w:val="center"/>
+        <w:rPr>
+          <w:rFonts w:ascii="Times New Roman" w:eastAsia="Calibri" w:hAnsi="Times New Roman" w:cs="Times New Roman"/>
+          <w:sz w:val="28"/>
+          <w:szCs w:val="28"/>
+          <w:lang w:eastAsia="en-US"/>
+        </w:rPr>
+      </w:pPr>
+    </w:p>
+    <w:p>
+      <w:pPr>
+        <w:spacing w:after="0" w:line="240" w:lineRule="auto"/>
+        <w:ind w:firstLine="709"/>
+        <w:jc w:val="center"/>
+        <w:rPr>
+          <w:rFonts w:ascii="Times New Roman" w:eastAsia="Calibri" w:hAnsi="Times New Roman" w:cs="Times New Roman"/>
+          <w:sz w:val="28"/>
+          <w:szCs w:val="28"/>
+          <w:lang w:eastAsia="en-US"/>
+        </w:rPr>
+      </w:pPr>
+    </w:p>
+    <w:p>
+      <w:pPr>
+        <w:spacing w:after="0" w:line="240" w:lineRule="auto"/>
+        <w:ind w:firstLine="709"/>
+        <w:jc w:val="center"/>
+        <w:rPr>
+          <w:rFonts w:ascii="Times New Roman" w:eastAsia="Calibri" w:hAnsi="Times New Roman" w:cs="Times New Roman"/>
+          <w:sz w:val="28"/>
+          <w:szCs w:val="28"/>
+          <w:lang w:eastAsia="en-US"/>
+        </w:rPr>
+      </w:pPr>
+    </w:p>
+    <w:p>
+      <w:pPr>
+        <w:spacing w:after="0" w:line="240" w:lineRule="auto"/>
+        <w:ind w:firstLine="709"/>
+        <w:jc w:val="center"/>
+        <w:rPr>
+          <w:rFonts w:ascii="Times New Roman" w:eastAsia="Calibri" w:hAnsi="Times New Roman" w:cs="Times New Roman"/>
+          <w:sz w:val="28"/>
+          <w:szCs w:val="28"/>
+          <w:lang w:eastAsia="en-US"/>
+        </w:rPr>
+      </w:pPr>
+    </w:p>
     <w:sectPr>
       <w:pgSz w:w="11906" w:h="16838"/>
       <w:pgMar w:top="1134" w:right="1701" w:bottom="1134" w:left="850" w:header="708" w:footer="708" w:gutter="0"/>
@@ -4971,6 +4890,34 @@
   </w:num>
   <w:num w:numId="3">
     <w:abstractNumId w:val="2"/>
+  </w:num>
+  <w:num w:numId="4">
+    <w:abstractNumId w:val="0"/>
+    <w:lvlOverride w:ilvl="0"/>
+    <w:lvlOverride w:ilvl="1">
+      <w:startOverride w:val="1"/>
+    </w:lvlOverride>
+    <w:lvlOverride w:ilvl="2">
+      <w:startOverride w:val="1"/>
+    </w:lvlOverride>
+    <w:lvlOverride w:ilvl="3">
+      <w:startOverride w:val="1"/>
+    </w:lvlOverride>
+    <w:lvlOverride w:ilvl="4">
+      <w:startOverride w:val="1"/>
+    </w:lvlOverride>
+    <w:lvlOverride w:ilvl="5">
+      <w:startOverride w:val="1"/>
+    </w:lvlOverride>
+    <w:lvlOverride w:ilvl="6">
+      <w:startOverride w:val="1"/>
+    </w:lvlOverride>
+    <w:lvlOverride w:ilvl="7">
+      <w:startOverride w:val="1"/>
+    </w:lvlOverride>
+    <w:lvlOverride w:ilvl="8">
+      <w:startOverride w:val="1"/>
+    </w:lvlOverride>
   </w:num>
 </w:numbering>
 </file>

--- a/1госп/8 Реализация управленческих решений.docx
+++ b/1госп/8 Реализация управленческих решений.docx
@@ -2184,16 +2184,16 @@
           <w:lang w:eastAsia="en-US"/>
         </w:rPr>
         <w:lastRenderedPageBreak/>
-        <w:t>Дополнительно: Задание 3.</w:t>
-      </w:r>
-      <w:r>
-        <w:rPr>
-          <w:rFonts w:ascii="Times New Roman" w:eastAsia="Calibri" w:hAnsi="Times New Roman" w:cs="Times New Roman"/>
-          <w:sz w:val="28"/>
-          <w:szCs w:val="28"/>
-          <w:lang w:eastAsia="en-US"/>
-        </w:rPr>
-        <w:t xml:space="preserve"> Создайте шаблон диаграммы </w:t>
+        <w:t xml:space="preserve">Дополнительно: </w:t>
+      </w:r>
+      <w:r>
+        <w:rPr>
+          <w:rFonts w:ascii="Times New Roman" w:eastAsia="Calibri" w:hAnsi="Times New Roman" w:cs="Times New Roman"/>
+          <w:sz w:val="28"/>
+          <w:szCs w:val="28"/>
+          <w:lang w:eastAsia="en-US"/>
+        </w:rPr>
+        <w:t xml:space="preserve">Создайте шаблон диаграммы </w:t>
       </w:r>
       <w:proofErr w:type="spellStart"/>
       <w:r>
